--- a/2024/01-20 CV/quarto_cv/Fanzhou_Liang.docx
+++ b/2024/01-20 CV/quarto_cv/Fanzhou_Liang.docx
@@ -302,7 +302,7 @@
         <w:t xml:space="preserve"> </w:t>
       </w:r>
       <w:r>
-        <w:t xml:space="preserve">July 2022 - present</w:t>
+        <w:t xml:space="preserve">July 2022 - Oct 2024</w:t>
       </w:r>
     </w:p>
     <w:p>
@@ -716,16 +716,6 @@
         <w:pStyle w:val="FirstParagraph"/>
       </w:pPr>
       <w:r>
-        <w:rPr>
-          <w:bCs/>
-          <w:b/>
-        </w:rPr>
-        <w:t xml:space="preserve">University of Exeter</w:t>
-      </w:r>
-      <w:r>
-        <w:t xml:space="preserve"> </w:t>
-      </w:r>
-      <w:r>
         <w:t xml:space="preserve">2020 - 2021</w:t>
       </w:r>
     </w:p>
@@ -733,12 +723,112 @@
       <w:pPr>
         <w:pStyle w:val="BodyText"/>
       </w:pPr>
+      <w:r>
+        <w:t xml:space="preserve">University of Exeter</w:t>
+      </w:r>
       <w:r>
         <w:rPr>
           <w:iCs/>
           <w:i/>
         </w:rPr>
-        <w:t xml:space="preserve">MSc Business Analytics, Merit Obtained</w:t>
+        <w:t xml:space="preserve">Exeter, England, UK</w:t>
+      </w:r>
+    </w:p>
+    <w:p>
+      <w:pPr>
+        <w:pStyle w:val="BodyText"/>
+      </w:pPr>
+      <w:r>
+        <w:t xml:space="preserve">MSc Business Analytics</w:t>
+      </w:r>
+      <w:r>
+        <w:t xml:space="preserve">Merit</w:t>
+      </w:r>
+    </w:p>
+    <w:p>
+      <w:pPr>
+        <w:pStyle w:val="BodyText"/>
+      </w:pPr>
+      <w:r>
+        <w:t xml:space="preserve">2018 - 2020</w:t>
+      </w:r>
+    </w:p>
+    <w:p>
+      <w:pPr>
+        <w:pStyle w:val="BodyText"/>
+      </w:pPr>
+      <w:r>
+        <w:t xml:space="preserve">Cardiff Metropolitan University</w:t>
+      </w:r>
+      <w:r>
+        <w:rPr>
+          <w:iCs/>
+          <w:i/>
+        </w:rPr>
+        <w:t xml:space="preserve">Cardiff, Wales, UK</w:t>
+      </w:r>
+    </w:p>
+    <w:p>
+      <w:pPr>
+        <w:pStyle w:val="BodyText"/>
+      </w:pPr>
+      <w:r>
+        <w:t xml:space="preserve">Bachelor - BA Business Management</w:t>
+      </w:r>
+      <w:r>
+        <w:t xml:space="preserve"> </w:t>
+      </w:r>
+      <w:r>
+        <w:t xml:space="preserve">First class/Distinction</w:t>
+      </w:r>
+    </w:p>
+    <w:p>
+      <w:pPr>
+        <w:pStyle w:val="BodyText"/>
+      </w:pPr>
+      <w:r>
+        <w:t xml:space="preserve">2016 - 2018</w:t>
+      </w:r>
+    </w:p>
+    <w:p>
+      <w:pPr>
+        <w:pStyle w:val="BodyText"/>
+      </w:pPr>
+      <w:r>
+        <w:t xml:space="preserve">Henan University of Technology</w:t>
+      </w:r>
+      <w:r>
+        <w:rPr>
+          <w:iCs/>
+          <w:i/>
+        </w:rPr>
+        <w:t xml:space="preserve">Zhengzhou, Henan, China</w:t>
+      </w:r>
+    </w:p>
+    <w:p>
+      <w:pPr>
+        <w:pStyle w:val="BodyText"/>
+      </w:pPr>
+      <w:r>
+        <w:t xml:space="preserve">Bachelor - BA Human Resource Management</w:t>
+      </w:r>
+    </w:p>
+    <w:bookmarkEnd w:id="27"/>
+    <w:bookmarkStart w:id="28" w:name="professional-qualification"/>
+    <w:p>
+      <w:pPr>
+        <w:pStyle w:val="Heading3"/>
+      </w:pPr>
+      <w:r>
+        <w:t xml:space="preserve">Professional Qualification</w:t>
+      </w:r>
+    </w:p>
+    <w:p>
+      <w:pPr>
+        <w:pStyle w:val="FirstParagraph"/>
+      </w:pPr>
+      <w:r>
+        <w:t xml:space="preserve">Since 2016 ACCA (5/13)</w:t>
       </w:r>
     </w:p>
     <w:p>
@@ -750,10 +840,7 @@
         <w:pStyle w:val="Compact"/>
       </w:pPr>
       <w:r>
-        <w:t xml:space="preserve">A qantitative master programme at one of the UK’s top 10 universities.</w:t>
-      </w:r>
-      <w:r>
-        <w:br/>
+        <w:t xml:space="preserve">Three Foundational module Plus</w:t>
       </w:r>
     </w:p>
     <w:p>
@@ -765,7 +852,7 @@
         <w:pStyle w:val="Compact"/>
       </w:pPr>
       <w:r>
-        <w:t xml:space="preserve">I was interviewed and successfully selected for the QTEM (Quantitative Technique for Economic and Management) program, but voluntarily withdrew due to covid.</w:t>
+        <w:t xml:space="preserve">Financial management (FM)</w:t>
       </w:r>
     </w:p>
     <w:p>
@@ -773,102 +860,6 @@
         <w:numPr>
           <w:ilvl w:val="0"/>
           <w:numId w:val="1011"/>
-        </w:numPr>
-        <w:pStyle w:val="Compact"/>
-      </w:pPr>
-      <w:r>
-        <w:t xml:space="preserve">I achieved a distinction for my final project.</w:t>
-      </w:r>
-    </w:p>
-    <w:p>
-      <w:pPr>
-        <w:pStyle w:val="FirstParagraph"/>
-      </w:pPr>
-      <w:r>
-        <w:rPr>
-          <w:bCs/>
-          <w:b/>
-        </w:rPr>
-        <w:t xml:space="preserve">Cardiff Metropolitan University</w:t>
-      </w:r>
-      <w:r>
-        <w:t xml:space="preserve"> </w:t>
-      </w:r>
-      <w:r>
-        <w:t xml:space="preserve">2018 - 2020</w:t>
-      </w:r>
-    </w:p>
-    <w:p>
-      <w:pPr>
-        <w:pStyle w:val="BodyText"/>
-      </w:pPr>
-      <w:r>
-        <w:rPr>
-          <w:iCs/>
-          <w:i/>
-        </w:rPr>
-        <w:t xml:space="preserve">BA Business Management, Distinction</w:t>
-      </w:r>
-    </w:p>
-    <w:p>
-      <w:pPr>
-        <w:numPr>
-          <w:ilvl w:val="0"/>
-          <w:numId w:val="1012"/>
-        </w:numPr>
-        <w:pStyle w:val="Compact"/>
-      </w:pPr>
-      <w:r>
-        <w:t xml:space="preserve">A lot of reading and qualitative analysis.</w:t>
-      </w:r>
-    </w:p>
-    <w:bookmarkEnd w:id="27"/>
-    <w:bookmarkStart w:id="28" w:name="professional-qualification"/>
-    <w:p>
-      <w:pPr>
-        <w:pStyle w:val="Heading3"/>
-      </w:pPr>
-      <w:r>
-        <w:t xml:space="preserve">Professional Qualification</w:t>
-      </w:r>
-    </w:p>
-    <w:p>
-      <w:pPr>
-        <w:pStyle w:val="FirstParagraph"/>
-      </w:pPr>
-      <w:r>
-        <w:t xml:space="preserve">Since 2016 ACCA (5/13)</w:t>
-      </w:r>
-    </w:p>
-    <w:p>
-      <w:pPr>
-        <w:numPr>
-          <w:ilvl w:val="0"/>
-          <w:numId w:val="1013"/>
-        </w:numPr>
-        <w:pStyle w:val="Compact"/>
-      </w:pPr>
-      <w:r>
-        <w:t xml:space="preserve">Three Foundational module Plus</w:t>
-      </w:r>
-    </w:p>
-    <w:p>
-      <w:pPr>
-        <w:numPr>
-          <w:ilvl w:val="0"/>
-          <w:numId w:val="1013"/>
-        </w:numPr>
-        <w:pStyle w:val="Compact"/>
-      </w:pPr>
-      <w:r>
-        <w:t xml:space="preserve">Financial management (FM)</w:t>
-      </w:r>
-    </w:p>
-    <w:p>
-      <w:pPr>
-        <w:numPr>
-          <w:ilvl w:val="0"/>
-          <w:numId w:val="1013"/>
         </w:numPr>
         <w:pStyle w:val="Compact"/>
       </w:pPr>
@@ -5063,12 +5054,6 @@
     <w:abstractNumId w:val="991"/>
   </w:num>
   <w:num w:numId="1011">
-    <w:abstractNumId w:val="991"/>
-  </w:num>
-  <w:num w:numId="1012">
-    <w:abstractNumId w:val="991"/>
-  </w:num>
-  <w:num w:numId="1013">
     <w:abstractNumId w:val="991"/>
   </w:num>
 </w:numbering>
